--- a/Assetra_B00163194_Report.docx
+++ b/Assetra_B00163194_Report.docx
@@ -7496,10 +7496,6 @@
           <w:tab w:val="left" w:pos="6645"/>
         </w:tabs>
         <w:jc w:val="both"/>
-        <w:rPr>
-          <w:sz w:val="24"/>
-          <w:szCs w:val="24"/>
-        </w:rPr>
       </w:pPr>
       <w:hyperlink r:id="rId51" w:history="1">
         <w:r>
@@ -7523,27 +7519,6 @@
           <w:szCs w:val="24"/>
         </w:rPr>
       </w:pPr>
-      <w:r>
-        <w:rPr>
-          <w:sz w:val="24"/>
-          <w:szCs w:val="24"/>
-        </w:rPr>
-        <w:t xml:space="preserve">Advanced Feature – </w:t>
-      </w:r>
-      <w:r>
-        <w:rPr>
-          <w:sz w:val="24"/>
-          <w:szCs w:val="24"/>
-        </w:rPr>
-        <w:t xml:space="preserve">Exporting </w:t>
-      </w:r>
-      <w:r>
-        <w:rPr>
-          <w:sz w:val="24"/>
-          <w:szCs w:val="24"/>
-        </w:rPr>
-        <w:t>Data as CSV</w:t>
-      </w:r>
     </w:p>
     <w:p>
       <w:pPr>
@@ -7555,6 +7530,36 @@
           <w:sz w:val="24"/>
           <w:szCs w:val="24"/>
         </w:rPr>
+      </w:pPr>
+      <w:r>
+        <w:rPr>
+          <w:sz w:val="24"/>
+          <w:szCs w:val="24"/>
+        </w:rPr>
+        <w:lastRenderedPageBreak/>
+        <w:t xml:space="preserve">Advanced Feature – </w:t>
+      </w:r>
+      <w:r>
+        <w:rPr>
+          <w:sz w:val="24"/>
+          <w:szCs w:val="24"/>
+        </w:rPr>
+        <w:t xml:space="preserve">Exporting </w:t>
+      </w:r>
+      <w:r>
+        <w:rPr>
+          <w:sz w:val="24"/>
+          <w:szCs w:val="24"/>
+        </w:rPr>
+        <w:t>Data as CSV</w:t>
+      </w:r>
+    </w:p>
+    <w:p>
+      <w:pPr>
+        <w:tabs>
+          <w:tab w:val="left" w:pos="6645"/>
+        </w:tabs>
+        <w:jc w:val="both"/>
       </w:pPr>
       <w:hyperlink r:id="rId52" w:history="1">
         <w:r>
@@ -7573,11 +7578,10 @@
           <w:tab w:val="left" w:pos="6645"/>
         </w:tabs>
         <w:jc w:val="both"/>
-        <w:rPr>
-          <w:sz w:val="24"/>
-          <w:szCs w:val="24"/>
-        </w:rPr>
-      </w:pPr>
+      </w:pPr>
+      <w:r>
+        <w:t>Arrow Icons</w:t>
+      </w:r>
     </w:p>
     <w:p>
       <w:pPr>
@@ -7590,6 +7594,16 @@
           <w:szCs w:val="24"/>
         </w:rPr>
       </w:pPr>
+      <w:hyperlink r:id="rId53" w:history="1">
+        <w:r>
+          <w:rPr>
+            <w:rStyle w:val="Hyperlink"/>
+            <w:sz w:val="24"/>
+            <w:szCs w:val="24"/>
+          </w:rPr>
+          <w:t>https://www.unicode.org/charts/PDF/U2190.pdf</w:t>
+        </w:r>
+      </w:hyperlink>
     </w:p>
     <w:p>
       <w:pPr>
@@ -7665,6 +7679,9 @@
     </w:p>
     <w:p>
       <w:pPr>
+        <w:tabs>
+          <w:tab w:val="left" w:pos="6645"/>
+        </w:tabs>
         <w:jc w:val="both"/>
         <w:rPr>
           <w:sz w:val="24"/>
@@ -7674,6 +7691,9 @@
     </w:p>
     <w:p>
       <w:pPr>
+        <w:tabs>
+          <w:tab w:val="left" w:pos="6645"/>
+        </w:tabs>
         <w:jc w:val="both"/>
         <w:rPr>
           <w:sz w:val="24"/>
@@ -7683,6 +7703,9 @@
     </w:p>
     <w:p>
       <w:pPr>
+        <w:tabs>
+          <w:tab w:val="left" w:pos="6645"/>
+        </w:tabs>
         <w:jc w:val="both"/>
         <w:rPr>
           <w:sz w:val="24"/>
@@ -7726,8 +7749,35 @@
         </w:rPr>
       </w:pPr>
     </w:p>
+    <w:p>
+      <w:pPr>
+        <w:jc w:val="both"/>
+        <w:rPr>
+          <w:sz w:val="24"/>
+          <w:szCs w:val="24"/>
+        </w:rPr>
+      </w:pPr>
+    </w:p>
+    <w:p>
+      <w:pPr>
+        <w:jc w:val="both"/>
+        <w:rPr>
+          <w:sz w:val="24"/>
+          <w:szCs w:val="24"/>
+        </w:rPr>
+      </w:pPr>
+    </w:p>
+    <w:p>
+      <w:pPr>
+        <w:jc w:val="both"/>
+        <w:rPr>
+          <w:sz w:val="24"/>
+          <w:szCs w:val="24"/>
+        </w:rPr>
+      </w:pPr>
+    </w:p>
     <w:sectPr>
-      <w:headerReference w:type="default" r:id="rId53"/>
+      <w:headerReference w:type="default" r:id="rId54"/>
       <w:pgSz w:w="12240" w:h="15840"/>
       <w:pgMar w:top="1440" w:right="1800" w:bottom="1440" w:left="1800" w:header="720" w:footer="720" w:gutter="0"/>
       <w:cols w:space="720"/>
